--- a/klagomål/A 10362-2025 FSC-klagomål.docx
+++ b/klagomål/A 10362-2025 FSC-klagomål.docx
@@ -664,7 +664,7 @@
     <w:r>
       <w:tab/>
       <w:tab/>
-      <w:t>2025-03-05</w:t>
+      <w:t>2025-03-06</w:t>
       <w:br/>
       <w:br/>
     </w:r>

--- a/klagomål/A 10362-2025 FSC-klagomål.docx
+++ b/klagomål/A 10362-2025 FSC-klagomål.docx
@@ -664,7 +664,7 @@
     <w:r>
       <w:tab/>
       <w:tab/>
-      <w:t>2025-03-06</w:t>
+      <w:t>2025-03-07</w:t>
       <w:br/>
       <w:br/>
     </w:r>

--- a/klagomål/A 10362-2025 FSC-klagomål.docx
+++ b/klagomål/A 10362-2025 FSC-klagomål.docx
@@ -664,7 +664,7 @@
     <w:r>
       <w:tab/>
       <w:tab/>
-      <w:t>2025-03-07</w:t>
+      <w:t>2025-03-08</w:t>
       <w:br/>
       <w:br/>
     </w:r>

--- a/klagomål/A 10362-2025 FSC-klagomål.docx
+++ b/klagomål/A 10362-2025 FSC-klagomål.docx
@@ -664,7 +664,7 @@
     <w:r>
       <w:tab/>
       <w:tab/>
-      <w:t>2025-03-08</w:t>
+      <w:t>2025-03-09</w:t>
       <w:br/>
       <w:br/>
     </w:r>

--- a/klagomål/A 10362-2025 FSC-klagomål.docx
+++ b/klagomål/A 10362-2025 FSC-klagomål.docx
@@ -664,7 +664,7 @@
     <w:r>
       <w:tab/>
       <w:tab/>
-      <w:t>2025-03-09</w:t>
+      <w:t>2025-03-10</w:t>
       <w:br/>
       <w:br/>
     </w:r>

--- a/klagomål/A 10362-2025 FSC-klagomål.docx
+++ b/klagomål/A 10362-2025 FSC-klagomål.docx
@@ -664,7 +664,7 @@
     <w:r>
       <w:tab/>
       <w:tab/>
-      <w:t>2025-03-10</w:t>
+      <w:t>2025-03-11</w:t>
       <w:br/>
       <w:br/>
     </w:r>

--- a/klagomål/A 10362-2025 FSC-klagomål.docx
+++ b/klagomål/A 10362-2025 FSC-klagomål.docx
@@ -664,7 +664,7 @@
     <w:r>
       <w:tab/>
       <w:tab/>
-      <w:t>2025-03-11</w:t>
+      <w:t>2025-03-12</w:t>
       <w:br/>
       <w:br/>
     </w:r>

--- a/klagomål/A 10362-2025 FSC-klagomål.docx
+++ b/klagomål/A 10362-2025 FSC-klagomål.docx
@@ -664,7 +664,7 @@
     <w:r>
       <w:tab/>
       <w:tab/>
-      <w:t>2025-03-12</w:t>
+      <w:t>2025-03-13</w:t>
       <w:br/>
       <w:br/>
     </w:r>

--- a/klagomål/A 10362-2025 FSC-klagomål.docx
+++ b/klagomål/A 10362-2025 FSC-klagomål.docx
@@ -664,7 +664,7 @@
     <w:r>
       <w:tab/>
       <w:tab/>
-      <w:t>2025-03-13</w:t>
+      <w:t>2025-03-14</w:t>
       <w:br/>
       <w:br/>
     </w:r>

--- a/klagomål/A 10362-2025 FSC-klagomål.docx
+++ b/klagomål/A 10362-2025 FSC-klagomål.docx
@@ -664,7 +664,7 @@
     <w:r>
       <w:tab/>
       <w:tab/>
-      <w:t>2025-03-14</w:t>
+      <w:t>2025-03-15</w:t>
       <w:br/>
       <w:br/>
     </w:r>

--- a/klagomål/A 10362-2025 FSC-klagomål.docx
+++ b/klagomål/A 10362-2025 FSC-klagomål.docx
@@ -664,7 +664,7 @@
     <w:r>
       <w:tab/>
       <w:tab/>
-      <w:t>2025-03-15</w:t>
+      <w:t>2025-03-16</w:t>
       <w:br/>
       <w:br/>
     </w:r>

--- a/klagomål/A 10362-2025 FSC-klagomål.docx
+++ b/klagomål/A 10362-2025 FSC-klagomål.docx
@@ -664,7 +664,7 @@
     <w:r>
       <w:tab/>
       <w:tab/>
-      <w:t>2025-03-16</w:t>
+      <w:t>2025-03-17</w:t>
       <w:br/>
       <w:br/>
     </w:r>

--- a/klagomål/A 10362-2025 FSC-klagomål.docx
+++ b/klagomål/A 10362-2025 FSC-klagomål.docx
@@ -664,7 +664,7 @@
     <w:r>
       <w:tab/>
       <w:tab/>
-      <w:t>2025-03-17</w:t>
+      <w:t>2025-03-18</w:t>
       <w:br/>
       <w:br/>
     </w:r>

--- a/klagomål/A 10362-2025 FSC-klagomål.docx
+++ b/klagomål/A 10362-2025 FSC-klagomål.docx
@@ -664,7 +664,7 @@
     <w:r>
       <w:tab/>
       <w:tab/>
-      <w:t>2025-03-18</w:t>
+      <w:t>2025-03-19</w:t>
       <w:br/>
       <w:br/>
     </w:r>

--- a/klagomål/A 10362-2025 FSC-klagomål.docx
+++ b/klagomål/A 10362-2025 FSC-klagomål.docx
@@ -664,7 +664,7 @@
     <w:r>
       <w:tab/>
       <w:tab/>
-      <w:t>2025-03-19</w:t>
+      <w:t>2025-03-20</w:t>
       <w:br/>
       <w:br/>
     </w:r>

--- a/klagomål/A 10362-2025 FSC-klagomål.docx
+++ b/klagomål/A 10362-2025 FSC-klagomål.docx
@@ -664,7 +664,7 @@
     <w:r>
       <w:tab/>
       <w:tab/>
-      <w:t>2025-03-20</w:t>
+      <w:t>2025-03-21</w:t>
       <w:br/>
       <w:br/>
     </w:r>

--- a/klagomål/A 10362-2025 FSC-klagomål.docx
+++ b/klagomål/A 10362-2025 FSC-klagomål.docx
@@ -664,7 +664,7 @@
     <w:r>
       <w:tab/>
       <w:tab/>
-      <w:t>2025-03-21</w:t>
+      <w:t>2025-03-22</w:t>
       <w:br/>
       <w:br/>
     </w:r>

--- a/klagomål/A 10362-2025 FSC-klagomål.docx
+++ b/klagomål/A 10362-2025 FSC-klagomål.docx
@@ -664,7 +664,7 @@
     <w:r>
       <w:tab/>
       <w:tab/>
-      <w:t>2025-03-22</w:t>
+      <w:t>2025-03-23</w:t>
       <w:br/>
       <w:br/>
     </w:r>

--- a/klagomål/A 10362-2025 FSC-klagomål.docx
+++ b/klagomål/A 10362-2025 FSC-klagomål.docx
@@ -664,7 +664,7 @@
     <w:r>
       <w:tab/>
       <w:tab/>
-      <w:t>2025-03-23</w:t>
+      <w:t>2025-03-24</w:t>
       <w:br/>
       <w:br/>
     </w:r>

--- a/klagomål/A 10362-2025 FSC-klagomål.docx
+++ b/klagomål/A 10362-2025 FSC-klagomål.docx
@@ -664,7 +664,7 @@
     <w:r>
       <w:tab/>
       <w:tab/>
-      <w:t>2025-03-24</w:t>
+      <w:t>2025-03-25</w:t>
       <w:br/>
       <w:br/>
     </w:r>

--- a/klagomål/A 10362-2025 FSC-klagomål.docx
+++ b/klagomål/A 10362-2025 FSC-klagomål.docx
@@ -664,7 +664,7 @@
     <w:r>
       <w:tab/>
       <w:tab/>
-      <w:t>2025-03-25</w:t>
+      <w:t>2025-03-26</w:t>
       <w:br/>
       <w:br/>
     </w:r>

--- a/klagomål/A 10362-2025 FSC-klagomål.docx
+++ b/klagomål/A 10362-2025 FSC-klagomål.docx
@@ -664,7 +664,7 @@
     <w:r>
       <w:tab/>
       <w:tab/>
-      <w:t>2025-03-26</w:t>
+      <w:t>2025-03-27</w:t>
       <w:br/>
       <w:br/>
     </w:r>

--- a/klagomål/A 10362-2025 FSC-klagomål.docx
+++ b/klagomål/A 10362-2025 FSC-klagomål.docx
@@ -664,7 +664,7 @@
     <w:r>
       <w:tab/>
       <w:tab/>
-      <w:t>2025-03-27</w:t>
+      <w:t>2025-03-28</w:t>
       <w:br/>
       <w:br/>
     </w:r>

--- a/klagomål/A 10362-2025 FSC-klagomål.docx
+++ b/klagomål/A 10362-2025 FSC-klagomål.docx
@@ -664,7 +664,7 @@
     <w:r>
       <w:tab/>
       <w:tab/>
-      <w:t>2025-04-02</w:t>
+      <w:t>2025-04-03</w:t>
       <w:br/>
       <w:br/>
     </w:r>

--- a/klagomål/A 10362-2025 FSC-klagomål.docx
+++ b/klagomål/A 10362-2025 FSC-klagomål.docx
@@ -664,7 +664,7 @@
     <w:r>
       <w:tab/>
       <w:tab/>
-      <w:t>2025-04-03</w:t>
+      <w:t>2025-04-05</w:t>
       <w:br/>
       <w:br/>
     </w:r>

--- a/klagomål/A 10362-2025 FSC-klagomål.docx
+++ b/klagomål/A 10362-2025 FSC-klagomål.docx
@@ -664,7 +664,7 @@
     <w:r>
       <w:tab/>
       <w:tab/>
-      <w:t>2025-04-05</w:t>
+      <w:t>2025-04-06</w:t>
       <w:br/>
       <w:br/>
     </w:r>

--- a/klagomål/A 10362-2025 FSC-klagomål.docx
+++ b/klagomål/A 10362-2025 FSC-klagomål.docx
@@ -664,7 +664,7 @@
     <w:r>
       <w:tab/>
       <w:tab/>
-      <w:t>2025-04-06</w:t>
+      <w:t>2025-04-07</w:t>
       <w:br/>
       <w:br/>
     </w:r>

--- a/klagomål/A 10362-2025 FSC-klagomål.docx
+++ b/klagomål/A 10362-2025 FSC-klagomål.docx
@@ -664,7 +664,7 @@
     <w:r>
       <w:tab/>
       <w:tab/>
-      <w:t>2025-04-07</w:t>
+      <w:t>2025-04-08</w:t>
       <w:br/>
       <w:br/>
     </w:r>

--- a/klagomål/A 10362-2025 FSC-klagomål.docx
+++ b/klagomål/A 10362-2025 FSC-klagomål.docx
@@ -664,7 +664,7 @@
     <w:r>
       <w:tab/>
       <w:tab/>
-      <w:t>2025-04-08</w:t>
+      <w:t>2025-04-09</w:t>
       <w:br/>
       <w:br/>
     </w:r>

--- a/klagomål/A 10362-2025 FSC-klagomål.docx
+++ b/klagomål/A 10362-2025 FSC-klagomål.docx
@@ -244,6 +244,28 @@
       </w:pPr>
       <w:r>
         <w:t>Figur 1. Fyndplatser för naturvårdsarter i det avverkningsanmälda området (röd linje). Markörer utan svart kant är placerade på fyndplatsen. Markörer med svart kant är placerade vid sidan av fyndplatsen och har ett svart streck som visar fyndplatsens exakta position. Kartans mittpunktskoordinat är N 6718085, E 663823 i SWEREF 99 TM.</w:t>
+      </w:r>
+    </w:p>
+    <w:p>
+      <w:r>
+        <w:rPr>
+          <w:b/>
+        </w:rPr>
+        <w:t xml:space="preserve">Grönpyrola </w:t>
+      </w:r>
+      <w:r>
+        <w:t>växer främst på sandig, torr eller frisk mark i äldre barrskog, ofta på isälvsmaterial såsom sand och grus. Den påträffas främst i äldre naturligt uppkomna barrskogar, exempelvis på tallmoar, i åssluttningar, dyner och rasbranter. Arten är känslig för skogsbruksmetoder såsom slutavverkning och markberedning (Nitare &amp; Skogsstyrelsen, 2019).</w:t>
+      </w:r>
+    </w:p>
+    <w:p>
+      <w:r>
+        <w:rPr>
+          <w:b/>
+        </w:rPr>
+        <w:t>Olivspindling</w:t>
+      </w:r>
+      <w:r>
+        <w:t xml:space="preserve"> växer uteslutande på näringsrik och kalkhaltig skogsmark där den huvudsakligen bildar mykorrhiza med gran och tall. Svampen är en typisk representant för kalkgranskogens särpräglade och rika svampflora. Kalavverkning är ett hot mot arten, eftersom den sannolikt kräver lång kontinuitet av äldre träd. Populationerna i landet bedöms därför minska beroende på slutavverkning av äldre barrskog på kalkhaltig mark (SLU Artdatabanken, 2024; Nitare &amp; Skogsstyrelsen, 2019).</w:t>
       </w:r>
     </w:p>
     <w:p>
@@ -664,7 +686,7 @@
     <w:r>
       <w:tab/>
       <w:tab/>
-      <w:t>2025-04-09</w:t>
+      <w:t>2025-04-10</w:t>
       <w:br/>
       <w:br/>
     </w:r>

--- a/klagomål/A 10362-2025 FSC-klagomål.docx
+++ b/klagomål/A 10362-2025 FSC-klagomål.docx
@@ -686,7 +686,7 @@
     <w:r>
       <w:tab/>
       <w:tab/>
-      <w:t>2025-04-10</w:t>
+      <w:t>2025-04-11</w:t>
       <w:br/>
       <w:br/>
     </w:r>

--- a/klagomål/A 10362-2025 FSC-klagomål.docx
+++ b/klagomål/A 10362-2025 FSC-klagomål.docx
@@ -686,7 +686,7 @@
     <w:r>
       <w:tab/>
       <w:tab/>
-      <w:t>2025-04-11</w:t>
+      <w:t>2025-04-12</w:t>
       <w:br/>
       <w:br/>
     </w:r>

--- a/klagomål/A 10362-2025 FSC-klagomål.docx
+++ b/klagomål/A 10362-2025 FSC-klagomål.docx
@@ -686,7 +686,7 @@
     <w:r>
       <w:tab/>
       <w:tab/>
-      <w:t>2025-04-12</w:t>
+      <w:t>2025-04-13</w:t>
       <w:br/>
       <w:br/>
     </w:r>

--- a/klagomål/A 10362-2025 FSC-klagomål.docx
+++ b/klagomål/A 10362-2025 FSC-klagomål.docx
@@ -686,7 +686,7 @@
     <w:r>
       <w:tab/>
       <w:tab/>
-      <w:t>2025-04-13</w:t>
+      <w:t>2025-04-14</w:t>
       <w:br/>
       <w:br/>
     </w:r>

--- a/klagomål/A 10362-2025 FSC-klagomål.docx
+++ b/klagomål/A 10362-2025 FSC-klagomål.docx
@@ -686,7 +686,7 @@
     <w:r>
       <w:tab/>
       <w:tab/>
-      <w:t>2025-04-14</w:t>
+      <w:t>2025-04-15</w:t>
       <w:br/>
       <w:br/>
     </w:r>

--- a/klagomål/A 10362-2025 FSC-klagomål.docx
+++ b/klagomål/A 10362-2025 FSC-klagomål.docx
@@ -686,7 +686,7 @@
     <w:r>
       <w:tab/>
       <w:tab/>
-      <w:t>2025-04-15</w:t>
+      <w:t>2025-04-16</w:t>
       <w:br/>
       <w:br/>
     </w:r>

--- a/klagomål/A 10362-2025 FSC-klagomål.docx
+++ b/klagomål/A 10362-2025 FSC-klagomål.docx
@@ -686,7 +686,7 @@
     <w:r>
       <w:tab/>
       <w:tab/>
-      <w:t>2025-04-16</w:t>
+      <w:t>2025-04-17</w:t>
       <w:br/>
       <w:br/>
     </w:r>

--- a/klagomål/A 10362-2025 FSC-klagomål.docx
+++ b/klagomål/A 10362-2025 FSC-klagomål.docx
@@ -686,7 +686,7 @@
     <w:r>
       <w:tab/>
       <w:tab/>
-      <w:t>2025-04-17</w:t>
+      <w:t>2025-04-18</w:t>
       <w:br/>
       <w:br/>
     </w:r>

--- a/klagomål/A 10362-2025 FSC-klagomål.docx
+++ b/klagomål/A 10362-2025 FSC-klagomål.docx
@@ -686,7 +686,7 @@
     <w:r>
       <w:tab/>
       <w:tab/>
-      <w:t>2025-04-18</w:t>
+      <w:t>2025-04-19</w:t>
       <w:br/>
       <w:br/>
     </w:r>

--- a/klagomål/A 10362-2025 FSC-klagomål.docx
+++ b/klagomål/A 10362-2025 FSC-klagomål.docx
@@ -686,7 +686,7 @@
     <w:r>
       <w:tab/>
       <w:tab/>
-      <w:t>2025-05-03</w:t>
+      <w:t>2025-05-04</w:t>
       <w:br/>
       <w:br/>
     </w:r>

--- a/klagomål/A 10362-2025 FSC-klagomål.docx
+++ b/klagomål/A 10362-2025 FSC-klagomål.docx
@@ -686,7 +686,7 @@
     <w:r>
       <w:tab/>
       <w:tab/>
-      <w:t>2025-05-04</w:t>
+      <w:t>2025-05-06</w:t>
       <w:br/>
       <w:br/>
     </w:r>

--- a/klagomål/A 10362-2025 FSC-klagomål.docx
+++ b/klagomål/A 10362-2025 FSC-klagomål.docx
@@ -686,7 +686,7 @@
     <w:r>
       <w:tab/>
       <w:tab/>
-      <w:t>2025-05-06</w:t>
+      <w:t>2025-05-07</w:t>
       <w:br/>
       <w:br/>
     </w:r>

--- a/klagomål/A 10362-2025 FSC-klagomål.docx
+++ b/klagomål/A 10362-2025 FSC-klagomål.docx
@@ -686,7 +686,7 @@
     <w:r>
       <w:tab/>
       <w:tab/>
-      <w:t>2025-05-07</w:t>
+      <w:t>2025-05-08</w:t>
       <w:br/>
       <w:br/>
     </w:r>

--- a/klagomål/A 10362-2025 FSC-klagomål.docx
+++ b/klagomål/A 10362-2025 FSC-klagomål.docx
@@ -686,7 +686,7 @@
     <w:r>
       <w:tab/>
       <w:tab/>
-      <w:t>2025-05-08</w:t>
+      <w:t>2025-05-09</w:t>
       <w:br/>
       <w:br/>
     </w:r>

--- a/klagomål/A 10362-2025 FSC-klagomål.docx
+++ b/klagomål/A 10362-2025 FSC-klagomål.docx
@@ -686,7 +686,7 @@
     <w:r>
       <w:tab/>
       <w:tab/>
-      <w:t>2025-05-09</w:t>
+      <w:t>2025-05-10</w:t>
       <w:br/>
       <w:br/>
     </w:r>

--- a/klagomål/A 10362-2025 FSC-klagomål.docx
+++ b/klagomål/A 10362-2025 FSC-klagomål.docx
@@ -686,7 +686,7 @@
     <w:r>
       <w:tab/>
       <w:tab/>
-      <w:t>2025-05-10</w:t>
+      <w:t>2025-05-11</w:t>
       <w:br/>
       <w:br/>
     </w:r>

--- a/klagomål/A 10362-2025 FSC-klagomål.docx
+++ b/klagomål/A 10362-2025 FSC-klagomål.docx
@@ -686,7 +686,7 @@
     <w:r>
       <w:tab/>
       <w:tab/>
-      <w:t>2025-05-11</w:t>
+      <w:t>2025-05-12</w:t>
       <w:br/>
       <w:br/>
     </w:r>

--- a/klagomål/A 10362-2025 FSC-klagomål.docx
+++ b/klagomål/A 10362-2025 FSC-klagomål.docx
@@ -686,7 +686,7 @@
     <w:r>
       <w:tab/>
       <w:tab/>
-      <w:t>2025-05-12</w:t>
+      <w:t>2025-05-13</w:t>
       <w:br/>
       <w:br/>
     </w:r>

--- a/klagomål/A 10362-2025 FSC-klagomål.docx
+++ b/klagomål/A 10362-2025 FSC-klagomål.docx
@@ -686,7 +686,7 @@
     <w:r>
       <w:tab/>
       <w:tab/>
-      <w:t>2025-05-13</w:t>
+      <w:t>2025-05-14</w:t>
       <w:br/>
       <w:br/>
     </w:r>

--- a/klagomål/A 10362-2025 FSC-klagomål.docx
+++ b/klagomål/A 10362-2025 FSC-klagomål.docx
@@ -686,7 +686,7 @@
     <w:r>
       <w:tab/>
       <w:tab/>
-      <w:t>2025-05-14</w:t>
+      <w:t>2025-05-15</w:t>
       <w:br/>
       <w:br/>
     </w:r>

--- a/klagomål/A 10362-2025 FSC-klagomål.docx
+++ b/klagomål/A 10362-2025 FSC-klagomål.docx
@@ -686,7 +686,7 @@
     <w:r>
       <w:tab/>
       <w:tab/>
-      <w:t>2025-05-15</w:t>
+      <w:t>2025-05-16</w:t>
       <w:br/>
       <w:br/>
     </w:r>

--- a/klagomål/A 10362-2025 FSC-klagomål.docx
+++ b/klagomål/A 10362-2025 FSC-klagomål.docx
@@ -686,7 +686,7 @@
     <w:r>
       <w:tab/>
       <w:tab/>
-      <w:t>2025-05-16</w:t>
+      <w:t>2025-05-17</w:t>
       <w:br/>
       <w:br/>
     </w:r>

--- a/klagomål/A 10362-2025 FSC-klagomål.docx
+++ b/klagomål/A 10362-2025 FSC-klagomål.docx
@@ -686,7 +686,7 @@
     <w:r>
       <w:tab/>
       <w:tab/>
-      <w:t>2025-05-17</w:t>
+      <w:t>2025-05-18</w:t>
       <w:br/>
       <w:br/>
     </w:r>

--- a/klagomål/A 10362-2025 FSC-klagomål.docx
+++ b/klagomål/A 10362-2025 FSC-klagomål.docx
@@ -686,7 +686,7 @@
     <w:r>
       <w:tab/>
       <w:tab/>
-      <w:t>2025-05-18</w:t>
+      <w:t>2025-05-19</w:t>
       <w:br/>
       <w:br/>
     </w:r>

--- a/klagomål/A 10362-2025 FSC-klagomål.docx
+++ b/klagomål/A 10362-2025 FSC-klagomål.docx
@@ -686,7 +686,7 @@
     <w:r>
       <w:tab/>
       <w:tab/>
-      <w:t>2025-05-19</w:t>
+      <w:t>2025-05-20</w:t>
       <w:br/>
       <w:br/>
     </w:r>

--- a/klagomål/A 10362-2025 FSC-klagomål.docx
+++ b/klagomål/A 10362-2025 FSC-klagomål.docx
@@ -686,7 +686,7 @@
     <w:r>
       <w:tab/>
       <w:tab/>
-      <w:t>2025-05-20</w:t>
+      <w:t>2025-05-21</w:t>
       <w:br/>
       <w:br/>
     </w:r>

--- a/klagomål/A 10362-2025 FSC-klagomål.docx
+++ b/klagomål/A 10362-2025 FSC-klagomål.docx
@@ -686,7 +686,7 @@
     <w:r>
       <w:tab/>
       <w:tab/>
-      <w:t>2025-05-21</w:t>
+      <w:t>2025-05-22</w:t>
       <w:br/>
       <w:br/>
     </w:r>

--- a/klagomål/A 10362-2025 FSC-klagomål.docx
+++ b/klagomål/A 10362-2025 FSC-klagomål.docx
@@ -686,7 +686,7 @@
     <w:r>
       <w:tab/>
       <w:tab/>
-      <w:t>2025-05-22</w:t>
+      <w:t>2025-05-23</w:t>
       <w:br/>
       <w:br/>
     </w:r>

--- a/klagomål/A 10362-2025 FSC-klagomål.docx
+++ b/klagomål/A 10362-2025 FSC-klagomål.docx
@@ -686,7 +686,7 @@
     <w:r>
       <w:tab/>
       <w:tab/>
-      <w:t>2025-05-23</w:t>
+      <w:t>2025-05-24</w:t>
       <w:br/>
       <w:br/>
     </w:r>

--- a/klagomål/A 10362-2025 FSC-klagomål.docx
+++ b/klagomål/A 10362-2025 FSC-klagomål.docx
@@ -686,7 +686,7 @@
     <w:r>
       <w:tab/>
       <w:tab/>
-      <w:t>2025-05-24</w:t>
+      <w:t>2025-05-25</w:t>
       <w:br/>
       <w:br/>
     </w:r>

--- a/klagomål/A 10362-2025 FSC-klagomål.docx
+++ b/klagomål/A 10362-2025 FSC-klagomål.docx
@@ -686,7 +686,7 @@
     <w:r>
       <w:tab/>
       <w:tab/>
-      <w:t>2025-05-25</w:t>
+      <w:t>2025-05-26</w:t>
       <w:br/>
       <w:br/>
     </w:r>

--- a/klagomål/A 10362-2025 FSC-klagomål.docx
+++ b/klagomål/A 10362-2025 FSC-klagomål.docx
@@ -686,7 +686,7 @@
     <w:r>
       <w:tab/>
       <w:tab/>
-      <w:t>2025-05-26</w:t>
+      <w:t>2025-05-27</w:t>
       <w:br/>
       <w:br/>
     </w:r>

--- a/klagomål/A 10362-2025 FSC-klagomål.docx
+++ b/klagomål/A 10362-2025 FSC-klagomål.docx
@@ -686,7 +686,7 @@
     <w:r>
       <w:tab/>
       <w:tab/>
-      <w:t>2025-05-27</w:t>
+      <w:t>2025-05-30</w:t>
       <w:br/>
       <w:br/>
     </w:r>

--- a/klagomål/A 10362-2025 FSC-klagomål.docx
+++ b/klagomål/A 10362-2025 FSC-klagomål.docx
@@ -686,7 +686,7 @@
     <w:r>
       <w:tab/>
       <w:tab/>
-      <w:t>2025-05-30</w:t>
+      <w:t>2025-06-01</w:t>
       <w:br/>
       <w:br/>
     </w:r>

--- a/klagomål/A 10362-2025 FSC-klagomål.docx
+++ b/klagomål/A 10362-2025 FSC-klagomål.docx
@@ -686,7 +686,7 @@
     <w:r>
       <w:tab/>
       <w:tab/>
-      <w:t>2025-06-01</w:t>
+      <w:t>2025-06-02</w:t>
       <w:br/>
       <w:br/>
     </w:r>

--- a/klagomål/A 10362-2025 FSC-klagomål.docx
+++ b/klagomål/A 10362-2025 FSC-klagomål.docx
@@ -686,7 +686,7 @@
     <w:r>
       <w:tab/>
       <w:tab/>
-      <w:t>2025-06-02</w:t>
+      <w:t>2025-06-03</w:t>
       <w:br/>
       <w:br/>
     </w:r>

--- a/klagomål/A 10362-2025 FSC-klagomål.docx
+++ b/klagomål/A 10362-2025 FSC-klagomål.docx
@@ -686,7 +686,7 @@
     <w:r>
       <w:tab/>
       <w:tab/>
-      <w:t>2025-06-03</w:t>
+      <w:t>2025-06-04</w:t>
       <w:br/>
       <w:br/>
     </w:r>

--- a/klagomål/A 10362-2025 FSC-klagomål.docx
+++ b/klagomål/A 10362-2025 FSC-klagomål.docx
@@ -686,7 +686,7 @@
     <w:r>
       <w:tab/>
       <w:tab/>
-      <w:t>2025-06-04</w:t>
+      <w:t>2025-06-05</w:t>
       <w:br/>
       <w:br/>
     </w:r>

--- a/klagomål/A 10362-2025 FSC-klagomål.docx
+++ b/klagomål/A 10362-2025 FSC-klagomål.docx
@@ -686,7 +686,7 @@
     <w:r>
       <w:tab/>
       <w:tab/>
-      <w:t>2025-06-05</w:t>
+      <w:t>2025-06-13</w:t>
       <w:br/>
       <w:br/>
     </w:r>

--- a/klagomål/A 10362-2025 FSC-klagomål.docx
+++ b/klagomål/A 10362-2025 FSC-klagomål.docx
@@ -686,7 +686,7 @@
     <w:r>
       <w:tab/>
       <w:tab/>
-      <w:t>2025-06-13</w:t>
+      <w:t>2025-06-15</w:t>
       <w:br/>
       <w:br/>
     </w:r>

--- a/klagomål/A 10362-2025 FSC-klagomål.docx
+++ b/klagomål/A 10362-2025 FSC-klagomål.docx
@@ -686,7 +686,7 @@
     <w:r>
       <w:tab/>
       <w:tab/>
-      <w:t>2025-06-15</w:t>
+      <w:t>2025-06-16</w:t>
       <w:br/>
       <w:br/>
     </w:r>

--- a/klagomål/A 10362-2025 FSC-klagomål.docx
+++ b/klagomål/A 10362-2025 FSC-klagomål.docx
@@ -686,7 +686,7 @@
     <w:r>
       <w:tab/>
       <w:tab/>
-      <w:t>2025-06-16</w:t>
+      <w:t>2025-06-17</w:t>
       <w:br/>
       <w:br/>
     </w:r>

--- a/klagomål/A 10362-2025 FSC-klagomål.docx
+++ b/klagomål/A 10362-2025 FSC-klagomål.docx
@@ -686,7 +686,7 @@
     <w:r>
       <w:tab/>
       <w:tab/>
-      <w:t>2025-06-17</w:t>
+      <w:t>2025-06-18</w:t>
       <w:br/>
       <w:br/>
     </w:r>

--- a/klagomål/A 10362-2025 FSC-klagomål.docx
+++ b/klagomål/A 10362-2025 FSC-klagomål.docx
@@ -686,7 +686,7 @@
     <w:r>
       <w:tab/>
       <w:tab/>
-      <w:t>2025-06-18</w:t>
+      <w:t>2025-06-19</w:t>
       <w:br/>
       <w:br/>
     </w:r>

--- a/klagomål/A 10362-2025 FSC-klagomål.docx
+++ b/klagomål/A 10362-2025 FSC-klagomål.docx
@@ -686,7 +686,7 @@
     <w:r>
       <w:tab/>
       <w:tab/>
-      <w:t>2025-06-19</w:t>
+      <w:t>2025-06-20</w:t>
       <w:br/>
       <w:br/>
     </w:r>

--- a/klagomål/A 10362-2025 FSC-klagomål.docx
+++ b/klagomål/A 10362-2025 FSC-klagomål.docx
@@ -686,7 +686,7 @@
     <w:r>
       <w:tab/>
       <w:tab/>
-      <w:t>2025-06-20</w:t>
+      <w:t>2025-06-21</w:t>
       <w:br/>
       <w:br/>
     </w:r>

--- a/klagomål/A 10362-2025 FSC-klagomål.docx
+++ b/klagomål/A 10362-2025 FSC-klagomål.docx
@@ -686,7 +686,7 @@
     <w:r>
       <w:tab/>
       <w:tab/>
-      <w:t>2025-06-21</w:t>
+      <w:t>2025-06-22</w:t>
       <w:br/>
       <w:br/>
     </w:r>

--- a/klagomål/A 10362-2025 FSC-klagomål.docx
+++ b/klagomål/A 10362-2025 FSC-klagomål.docx
@@ -686,7 +686,7 @@
     <w:r>
       <w:tab/>
       <w:tab/>
-      <w:t>2025-06-22</w:t>
+      <w:t>2025-06-23</w:t>
       <w:br/>
       <w:br/>
     </w:r>

--- a/klagomål/A 10362-2025 FSC-klagomål.docx
+++ b/klagomål/A 10362-2025 FSC-klagomål.docx
@@ -686,7 +686,7 @@
     <w:r>
       <w:tab/>
       <w:tab/>
-      <w:t>2025-06-23</w:t>
+      <w:t>2025-06-24</w:t>
       <w:br/>
       <w:br/>
     </w:r>

--- a/klagomål/A 10362-2025 FSC-klagomål.docx
+++ b/klagomål/A 10362-2025 FSC-klagomål.docx
@@ -686,7 +686,7 @@
     <w:r>
       <w:tab/>
       <w:tab/>
-      <w:t>2025-06-24</w:t>
+      <w:t>2025-06-25</w:t>
       <w:br/>
       <w:br/>
     </w:r>

--- a/klagomål/A 10362-2025 FSC-klagomål.docx
+++ b/klagomål/A 10362-2025 FSC-klagomål.docx
@@ -686,7 +686,7 @@
     <w:r>
       <w:tab/>
       <w:tab/>
-      <w:t>2025-06-25</w:t>
+      <w:t>2025-06-26</w:t>
       <w:br/>
       <w:br/>
     </w:r>

--- a/klagomål/A 10362-2025 FSC-klagomål.docx
+++ b/klagomål/A 10362-2025 FSC-klagomål.docx
@@ -686,7 +686,7 @@
     <w:r>
       <w:tab/>
       <w:tab/>
-      <w:t>2025-06-26</w:t>
+      <w:t>2025-06-27</w:t>
       <w:br/>
       <w:br/>
     </w:r>

--- a/klagomål/A 10362-2025 FSC-klagomål.docx
+++ b/klagomål/A 10362-2025 FSC-klagomål.docx
@@ -686,7 +686,7 @@
     <w:r>
       <w:tab/>
       <w:tab/>
-      <w:t>2025-06-27</w:t>
+      <w:t>2025-06-28</w:t>
       <w:br/>
       <w:br/>
     </w:r>

--- a/klagomål/A 10362-2025 FSC-klagomål.docx
+++ b/klagomål/A 10362-2025 FSC-klagomål.docx
@@ -686,7 +686,7 @@
     <w:r>
       <w:tab/>
       <w:tab/>
-      <w:t>2025-06-28</w:t>
+      <w:t>2025-06-29</w:t>
       <w:br/>
       <w:br/>
     </w:r>

--- a/klagomål/A 10362-2025 FSC-klagomål.docx
+++ b/klagomål/A 10362-2025 FSC-klagomål.docx
@@ -686,7 +686,7 @@
     <w:r>
       <w:tab/>
       <w:tab/>
-      <w:t>2025-06-29</w:t>
+      <w:t>2025-06-30</w:t>
       <w:br/>
       <w:br/>
     </w:r>

--- a/klagomål/A 10362-2025 FSC-klagomål.docx
+++ b/klagomål/A 10362-2025 FSC-klagomål.docx
@@ -686,7 +686,7 @@
     <w:r>
       <w:tab/>
       <w:tab/>
-      <w:t>2025-06-30</w:t>
+      <w:t>2025-07-01</w:t>
       <w:br/>
       <w:br/>
     </w:r>

--- a/klagomål/A 10362-2025 FSC-klagomål.docx
+++ b/klagomål/A 10362-2025 FSC-klagomål.docx
@@ -686,7 +686,7 @@
     <w:r>
       <w:tab/>
       <w:tab/>
-      <w:t>2025-07-01</w:t>
+      <w:t>2025-07-02</w:t>
       <w:br/>
       <w:br/>
     </w:r>

--- a/klagomål/A 10362-2025 FSC-klagomål.docx
+++ b/klagomål/A 10362-2025 FSC-klagomål.docx
@@ -686,7 +686,7 @@
     <w:r>
       <w:tab/>
       <w:tab/>
-      <w:t>2025-07-02</w:t>
+      <w:t>2025-07-03</w:t>
       <w:br/>
       <w:br/>
     </w:r>

--- a/klagomål/A 10362-2025 FSC-klagomål.docx
+++ b/klagomål/A 10362-2025 FSC-klagomål.docx
@@ -686,7 +686,7 @@
     <w:r>
       <w:tab/>
       <w:tab/>
-      <w:t>2025-07-03</w:t>
+      <w:t>2025-07-04</w:t>
       <w:br/>
       <w:br/>
     </w:r>

--- a/klagomål/A 10362-2025 FSC-klagomål.docx
+++ b/klagomål/A 10362-2025 FSC-klagomål.docx
@@ -686,7 +686,7 @@
     <w:r>
       <w:tab/>
       <w:tab/>
-      <w:t>2025-07-04</w:t>
+      <w:t>2025-07-05</w:t>
       <w:br/>
       <w:br/>
     </w:r>

--- a/klagomål/A 10362-2025 FSC-klagomål.docx
+++ b/klagomål/A 10362-2025 FSC-klagomål.docx
@@ -686,7 +686,7 @@
     <w:r>
       <w:tab/>
       <w:tab/>
-      <w:t>2025-07-05</w:t>
+      <w:t>2025-07-06</w:t>
       <w:br/>
       <w:br/>
     </w:r>

--- a/klagomål/A 10362-2025 FSC-klagomål.docx
+++ b/klagomål/A 10362-2025 FSC-klagomål.docx
@@ -686,7 +686,7 @@
     <w:r>
       <w:tab/>
       <w:tab/>
-      <w:t>2025-07-06</w:t>
+      <w:t>2025-07-07</w:t>
       <w:br/>
       <w:br/>
     </w:r>

--- a/klagomål/A 10362-2025 FSC-klagomål.docx
+++ b/klagomål/A 10362-2025 FSC-klagomål.docx
@@ -686,7 +686,7 @@
     <w:r>
       <w:tab/>
       <w:tab/>
-      <w:t>2025-07-07</w:t>
+      <w:t>2025-07-08</w:t>
       <w:br/>
       <w:br/>
     </w:r>

--- a/klagomål/A 10362-2025 FSC-klagomål.docx
+++ b/klagomål/A 10362-2025 FSC-klagomål.docx
@@ -686,7 +686,7 @@
     <w:r>
       <w:tab/>
       <w:tab/>
-      <w:t>2025-07-08</w:t>
+      <w:t>2025-07-09</w:t>
       <w:br/>
       <w:br/>
     </w:r>

--- a/klagomål/A 10362-2025 FSC-klagomål.docx
+++ b/klagomål/A 10362-2025 FSC-klagomål.docx
@@ -686,7 +686,7 @@
     <w:r>
       <w:tab/>
       <w:tab/>
-      <w:t>2025-07-09</w:t>
+      <w:t>2025-07-11</w:t>
       <w:br/>
       <w:br/>
     </w:r>

--- a/klagomål/A 10362-2025 FSC-klagomål.docx
+++ b/klagomål/A 10362-2025 FSC-klagomål.docx
@@ -686,7 +686,7 @@
     <w:r>
       <w:tab/>
       <w:tab/>
-      <w:t>2025-07-11</w:t>
+      <w:t>2025-07-12</w:t>
       <w:br/>
       <w:br/>
     </w:r>

--- a/klagomål/A 10362-2025 FSC-klagomål.docx
+++ b/klagomål/A 10362-2025 FSC-klagomål.docx
@@ -686,7 +686,7 @@
     <w:r>
       <w:tab/>
       <w:tab/>
-      <w:t>2025-07-12</w:t>
+      <w:t>2025-07-13</w:t>
       <w:br/>
       <w:br/>
     </w:r>

--- a/klagomål/A 10362-2025 FSC-klagomål.docx
+++ b/klagomål/A 10362-2025 FSC-klagomål.docx
@@ -686,7 +686,7 @@
     <w:r>
       <w:tab/>
       <w:tab/>
-      <w:t>2025-07-13</w:t>
+      <w:t>2025-07-14</w:t>
       <w:br/>
       <w:br/>
     </w:r>

--- a/klagomål/A 10362-2025 FSC-klagomål.docx
+++ b/klagomål/A 10362-2025 FSC-klagomål.docx
@@ -686,7 +686,7 @@
     <w:r>
       <w:tab/>
       <w:tab/>
-      <w:t>2025-08-06</w:t>
+      <w:t>2025-08-09</w:t>
       <w:br/>
       <w:br/>
     </w:r>
